--- a/formatos/15.CARTA DE EXTENSIÓN DE PASANTIAS.docx
+++ b/formatos/15.CARTA DE EXTENSIÓN DE PASANTIAS.docx
@@ -1,6 +1,6 @@
 
 <file path=word/document.xml><?xml version="1.0" encoding="utf-8"?>
-<w:document xmlns:wpc="http://schemas.microsoft.com/office/word/2010/wordprocessingCanvas" xmlns:mc="http://schemas.openxmlformats.org/markup-compatibility/2006" xmlns:o="urn:schemas-microsoft-com:office:office" xmlns:r="http://schemas.openxmlformats.org/officeDocument/2006/relationships" xmlns:m="http://schemas.openxmlformats.org/officeDocument/2006/math" xmlns:v="urn:schemas-microsoft-com:vml" xmlns:wp14="http://schemas.microsoft.com/office/word/2010/wordprocessingDrawing" xmlns:wp="http://schemas.openxmlformats.org/drawingml/2006/wordprocessingDrawing" xmlns:w10="urn:schemas-microsoft-com:office:word" xmlns:w="http://schemas.openxmlformats.org/wordprocessingml/2006/main" xmlns:w14="http://schemas.microsoft.com/office/word/2010/wordml" xmlns:w15="http://schemas.microsoft.com/office/word/2012/wordml" xmlns:wpg="http://schemas.microsoft.com/office/word/2010/wordprocessingGroup" xmlns:wpi="http://schemas.microsoft.com/office/word/2010/wordprocessingInk" xmlns:wne="http://schemas.microsoft.com/office/word/2006/wordml" xmlns:wps="http://schemas.microsoft.com/office/word/2010/wordprocessingShape" mc:Ignorable="w14 w15 wp14">
+<w:document xmlns:wpc="http://schemas.microsoft.com/office/word/2010/wordprocessingCanvas" xmlns:cx="http://schemas.microsoft.com/office/drawing/2014/chartex" xmlns:cx1="http://schemas.microsoft.com/office/drawing/2015/9/8/chartex" xmlns:cx2="http://schemas.microsoft.com/office/drawing/2015/10/21/chartex" xmlns:cx3="http://schemas.microsoft.com/office/drawing/2016/5/9/chartex" xmlns:cx4="http://schemas.microsoft.com/office/drawing/2016/5/10/chartex" xmlns:cx5="http://schemas.microsoft.com/office/drawing/2016/5/11/chartex" xmlns:cx6="http://schemas.microsoft.com/office/drawing/2016/5/12/chartex" xmlns:cx7="http://schemas.microsoft.com/office/drawing/2016/5/13/chartex" xmlns:cx8="http://schemas.microsoft.com/office/drawing/2016/5/14/chartex" xmlns:mc="http://schemas.openxmlformats.org/markup-compatibility/2006" xmlns:aink="http://schemas.microsoft.com/office/drawing/2016/ink" xmlns:am3d="http://schemas.microsoft.com/office/drawing/2017/model3d" xmlns:o="urn:schemas-microsoft-com:office:office" xmlns:r="http://schemas.openxmlformats.org/officeDocument/2006/relationships" xmlns:m="http://schemas.openxmlformats.org/officeDocument/2006/math" xmlns:v="urn:schemas-microsoft-com:vml" xmlns:wp14="http://schemas.microsoft.com/office/word/2010/wordprocessingDrawing" xmlns:wp="http://schemas.openxmlformats.org/drawingml/2006/wordprocessingDrawing" xmlns:w10="urn:schemas-microsoft-com:office:word" xmlns:w="http://schemas.openxmlformats.org/wordprocessingml/2006/main" xmlns:w14="http://schemas.microsoft.com/office/word/2010/wordml" xmlns:w15="http://schemas.microsoft.com/office/word/2012/wordml" xmlns:w16cex="http://schemas.microsoft.com/office/word/2018/wordml/cex" xmlns:w16cid="http://schemas.microsoft.com/office/word/2016/wordml/cid" xmlns:w16="http://schemas.microsoft.com/office/word/2018/wordml" xmlns:w16sdtdh="http://schemas.microsoft.com/office/word/2020/wordml/sdtdatahash" xmlns:w16se="http://schemas.microsoft.com/office/word/2015/wordml/symex" xmlns:wpg="http://schemas.microsoft.com/office/word/2010/wordprocessingGroup" xmlns:wpi="http://schemas.microsoft.com/office/word/2010/wordprocessingInk" xmlns:wne="http://schemas.microsoft.com/office/word/2006/wordml" xmlns:wps="http://schemas.microsoft.com/office/word/2010/wordprocessingShape" mc:Ignorable="w14 w15 w16se w16cid w16 w16cex w16sdtdh wp14">
   <w:body>
     <w:p>
       <w:pPr>
@@ -93,7 +93,27 @@
           <w:sz w:val="24"/>
           <w:szCs w:val="24"/>
         </w:rPr>
-        <w:t>Ing. Franklin España León</w:t>
+        <w:t>{{</w:t>
+      </w:r>
+      <w:r>
+        <w:rPr>
+          <w:rFonts w:ascii="Arial" w:hAnsi="Arial" w:cs="Arial"/>
+          <w:b/>
+          <w:color w:val="000000" w:themeColor="text1"/>
+          <w:sz w:val="24"/>
+          <w:szCs w:val="24"/>
+        </w:rPr>
+        <w:t>autoridad_firmante_1</w:t>
+      </w:r>
+      <w:r>
+        <w:rPr>
+          <w:rFonts w:ascii="Arial" w:hAnsi="Arial" w:cs="Arial"/>
+          <w:b/>
+          <w:color w:val="000000" w:themeColor="text1"/>
+          <w:sz w:val="24"/>
+          <w:szCs w:val="24"/>
+        </w:rPr>
+        <w:t>}}</w:t>
       </w:r>
       <w:r>
         <w:rPr>
@@ -123,72 +143,45 @@
           <w:sz w:val="24"/>
           <w:szCs w:val="24"/>
         </w:rPr>
-        <w:t>Jefe</w:t>
-      </w:r>
-      <w:r>
-        <w:rPr>
-          <w:rFonts w:ascii="Arial" w:hAnsi="Arial" w:cs="Arial"/>
-          <w:b/>
-          <w:sz w:val="24"/>
-          <w:szCs w:val="24"/>
-        </w:rPr>
-        <w:t xml:space="preserve"> de</w:t>
-      </w:r>
-      <w:r>
-        <w:rPr>
-          <w:rFonts w:ascii="Arial" w:hAnsi="Arial" w:cs="Arial"/>
-          <w:b/>
-          <w:sz w:val="24"/>
-          <w:szCs w:val="24"/>
-        </w:rPr>
-        <w:t xml:space="preserve">l Departamento de </w:t>
-      </w:r>
-      <w:r>
-        <w:rPr>
-          <w:rFonts w:ascii="Arial" w:hAnsi="Arial" w:cs="Arial"/>
-          <w:b/>
-          <w:sz w:val="24"/>
-          <w:szCs w:val="24"/>
-        </w:rPr>
-        <w:t>Pasantías</w:t>
-      </w:r>
-      <w:r>
-        <w:rPr>
-          <w:rFonts w:ascii="Arial" w:hAnsi="Arial" w:cs="Arial"/>
-          <w:b/>
-          <w:sz w:val="24"/>
-          <w:szCs w:val="24"/>
-        </w:rPr>
-        <w:t xml:space="preserve"> </w:t>
-      </w:r>
-    </w:p>
-    <w:p>
-      <w:pPr>
-        <w:spacing w:after="0"/>
-        <w:rPr>
-          <w:rFonts w:ascii="Arial" w:hAnsi="Arial" w:cs="Arial"/>
-          <w:b/>
-          <w:sz w:val="24"/>
-          <w:szCs w:val="24"/>
-        </w:rPr>
-      </w:pPr>
-      <w:r>
-        <w:rPr>
-          <w:rFonts w:ascii="Arial" w:hAnsi="Arial" w:cs="Arial"/>
-          <w:b/>
-          <w:sz w:val="24"/>
-          <w:szCs w:val="24"/>
-        </w:rPr>
-        <w:t>Politécnico “Santiago Mariño”</w:t>
-      </w:r>
-      <w:r>
-        <w:rPr>
-          <w:rFonts w:ascii="Arial" w:hAnsi="Arial" w:cs="Arial"/>
-          <w:b/>
-          <w:sz w:val="24"/>
-          <w:szCs w:val="24"/>
-        </w:rPr>
-        <w:t xml:space="preserve"> Extensión Barinas.</w:t>
+        <w:t>{{</w:t>
+      </w:r>
+      <w:r>
+        <w:rPr>
+          <w:rFonts w:ascii="Arial" w:hAnsi="Arial" w:cs="Arial"/>
+          <w:b/>
+          <w:sz w:val="24"/>
+          <w:szCs w:val="24"/>
+        </w:rPr>
+        <w:t>Jefe del departamento de pasantias</w:t>
+      </w:r>
+      <w:r>
+        <w:rPr>
+          <w:rFonts w:ascii="Arial" w:hAnsi="Arial" w:cs="Arial"/>
+          <w:b/>
+          <w:sz w:val="24"/>
+          <w:szCs w:val="24"/>
+        </w:rPr>
+        <w:t>}}</w:t>
+      </w:r>
+    </w:p>
+    <w:p>
+      <w:pPr>
+        <w:spacing w:after="0"/>
+        <w:rPr>
+          <w:rFonts w:ascii="Arial" w:hAnsi="Arial" w:cs="Arial"/>
+          <w:b/>
+          <w:sz w:val="24"/>
+          <w:szCs w:val="24"/>
+        </w:rPr>
+      </w:pPr>
+      <w:r>
+        <w:rPr>
+          <w:rFonts w:ascii="Arial" w:hAnsi="Arial" w:cs="Arial"/>
+          <w:b/>
+          <w:sz w:val="24"/>
+          <w:szCs w:val="24"/>
+        </w:rPr>
+        <w:t>Politécnico “Santiago Mariño” Extensión Barinas.</w:t>
       </w:r>
     </w:p>
     <w:p>
@@ -343,7 +336,7 @@
           <w:sz w:val="24"/>
           <w:szCs w:val="24"/>
         </w:rPr>
-        <w:t>NOMBRE DE LA EMPRESA</w:t>
+        <w:t>{{empresa.razon_social}}</w:t>
       </w:r>
       <w:r>
         <w:rPr>
@@ -376,16 +369,7 @@
           <w:sz w:val="24"/>
           <w:szCs w:val="24"/>
         </w:rPr>
-        <w:t xml:space="preserve">NOMBRE COMPLETO DEL </w:t>
-      </w:r>
-      <w:r>
-        <w:rPr>
-          <w:rFonts w:ascii="Arial" w:hAnsi="Arial" w:cs="Arial"/>
-          <w:b/>
-          <w:sz w:val="24"/>
-          <w:szCs w:val="24"/>
-        </w:rPr>
-        <w:t>ESTUDIANTE</w:t>
+        <w:t>{{estudiante|completo|upper}}</w:t>
       </w:r>
       <w:r>
         <w:rPr>
@@ -410,7 +394,7 @@
           <w:sz w:val="24"/>
           <w:szCs w:val="24"/>
         </w:rPr>
-        <w:t>XX.XXX.XXX</w:t>
+        <w:t>{{estudiante.cedula|miles}}</w:t>
       </w:r>
       <w:r>
         <w:rPr>
@@ -443,7 +427,7 @@
           <w:sz w:val="24"/>
           <w:szCs w:val="24"/>
         </w:rPr>
-        <w:t>00/00/2025</w:t>
+        <w:t>{{inicio}}</w:t>
       </w:r>
       <w:r>
         <w:rPr>
@@ -460,7 +444,7 @@
           <w:sz w:val="24"/>
           <w:szCs w:val="24"/>
         </w:rPr>
-        <w:t>00/00/2025</w:t>
+        <w:t>{{final}}</w:t>
       </w:r>
       <w:r>
         <w:rPr>
@@ -770,8 +754,6 @@
           <w:szCs w:val="24"/>
         </w:rPr>
       </w:pPr>
-      <w:bookmarkStart w:id="0" w:name="_GoBack"/>
-      <w:bookmarkEnd w:id="0"/>
       <w:r>
         <w:rPr>
           <w:rFonts w:ascii="Arial" w:hAnsi="Arial" w:cs="Arial"/>
@@ -792,7 +774,7 @@
 </file>
 
 <file path=word/endnotes.xml><?xml version="1.0" encoding="utf-8"?>
-<w:endnotes xmlns:wpc="http://schemas.microsoft.com/office/word/2010/wordprocessingCanvas" xmlns:mc="http://schemas.openxmlformats.org/markup-compatibility/2006" xmlns:o="urn:schemas-microsoft-com:office:office" xmlns:r="http://schemas.openxmlformats.org/officeDocument/2006/relationships" xmlns:m="http://schemas.openxmlformats.org/officeDocument/2006/math" xmlns:v="urn:schemas-microsoft-com:vml" xmlns:wp14="http://schemas.microsoft.com/office/word/2010/wordprocessingDrawing" xmlns:wp="http://schemas.openxmlformats.org/drawingml/2006/wordprocessingDrawing" xmlns:w10="urn:schemas-microsoft-com:office:word" xmlns:w="http://schemas.openxmlformats.org/wordprocessingml/2006/main" xmlns:w14="http://schemas.microsoft.com/office/word/2010/wordml" xmlns:w15="http://schemas.microsoft.com/office/word/2012/wordml" xmlns:wpg="http://schemas.microsoft.com/office/word/2010/wordprocessingGroup" xmlns:wpi="http://schemas.microsoft.com/office/word/2010/wordprocessingInk" xmlns:wne="http://schemas.microsoft.com/office/word/2006/wordml" xmlns:wps="http://schemas.microsoft.com/office/word/2010/wordprocessingShape" mc:Ignorable="w14 w15 wp14">
+<w:endnotes xmlns:wpc="http://schemas.microsoft.com/office/word/2010/wordprocessingCanvas" xmlns:cx="http://schemas.microsoft.com/office/drawing/2014/chartex" xmlns:cx1="http://schemas.microsoft.com/office/drawing/2015/9/8/chartex" xmlns:cx2="http://schemas.microsoft.com/office/drawing/2015/10/21/chartex" xmlns:cx3="http://schemas.microsoft.com/office/drawing/2016/5/9/chartex" xmlns:cx4="http://schemas.microsoft.com/office/drawing/2016/5/10/chartex" xmlns:cx5="http://schemas.microsoft.com/office/drawing/2016/5/11/chartex" xmlns:cx6="http://schemas.microsoft.com/office/drawing/2016/5/12/chartex" xmlns:cx7="http://schemas.microsoft.com/office/drawing/2016/5/13/chartex" xmlns:cx8="http://schemas.microsoft.com/office/drawing/2016/5/14/chartex" xmlns:mc="http://schemas.openxmlformats.org/markup-compatibility/2006" xmlns:aink="http://schemas.microsoft.com/office/drawing/2016/ink" xmlns:am3d="http://schemas.microsoft.com/office/drawing/2017/model3d" xmlns:o="urn:schemas-microsoft-com:office:office" xmlns:r="http://schemas.openxmlformats.org/officeDocument/2006/relationships" xmlns:m="http://schemas.openxmlformats.org/officeDocument/2006/math" xmlns:v="urn:schemas-microsoft-com:vml" xmlns:wp14="http://schemas.microsoft.com/office/word/2010/wordprocessingDrawing" xmlns:wp="http://schemas.openxmlformats.org/drawingml/2006/wordprocessingDrawing" xmlns:w10="urn:schemas-microsoft-com:office:word" xmlns:w="http://schemas.openxmlformats.org/wordprocessingml/2006/main" xmlns:w14="http://schemas.microsoft.com/office/word/2010/wordml" xmlns:w15="http://schemas.microsoft.com/office/word/2012/wordml" xmlns:w16cex="http://schemas.microsoft.com/office/word/2018/wordml/cex" xmlns:w16cid="http://schemas.microsoft.com/office/word/2016/wordml/cid" xmlns:w16="http://schemas.microsoft.com/office/word/2018/wordml" xmlns:w16sdtdh="http://schemas.microsoft.com/office/word/2020/wordml/sdtdatahash" xmlns:w16se="http://schemas.microsoft.com/office/word/2015/wordml/symex" xmlns:wpg="http://schemas.microsoft.com/office/word/2010/wordprocessingGroup" xmlns:wpi="http://schemas.microsoft.com/office/word/2010/wordprocessingInk" xmlns:wne="http://schemas.microsoft.com/office/word/2006/wordml" xmlns:wps="http://schemas.microsoft.com/office/word/2010/wordprocessingShape" mc:Ignorable="w14 w15 w16se w16cid w16 w16cex w16sdtdh wp14">
   <w:endnote w:type="separator" w:id="-1">
     <w:p>
       <w:pPr>
@@ -817,7 +799,7 @@
 </file>
 
 <file path=word/footnotes.xml><?xml version="1.0" encoding="utf-8"?>
-<w:footnotes xmlns:wpc="http://schemas.microsoft.com/office/word/2010/wordprocessingCanvas" xmlns:mc="http://schemas.openxmlformats.org/markup-compatibility/2006" xmlns:o="urn:schemas-microsoft-com:office:office" xmlns:r="http://schemas.openxmlformats.org/officeDocument/2006/relationships" xmlns:m="http://schemas.openxmlformats.org/officeDocument/2006/math" xmlns:v="urn:schemas-microsoft-com:vml" xmlns:wp14="http://schemas.microsoft.com/office/word/2010/wordprocessingDrawing" xmlns:wp="http://schemas.openxmlformats.org/drawingml/2006/wordprocessingDrawing" xmlns:w10="urn:schemas-microsoft-com:office:word" xmlns:w="http://schemas.openxmlformats.org/wordprocessingml/2006/main" xmlns:w14="http://schemas.microsoft.com/office/word/2010/wordml" xmlns:w15="http://schemas.microsoft.com/office/word/2012/wordml" xmlns:wpg="http://schemas.microsoft.com/office/word/2010/wordprocessingGroup" xmlns:wpi="http://schemas.microsoft.com/office/word/2010/wordprocessingInk" xmlns:wne="http://schemas.microsoft.com/office/word/2006/wordml" xmlns:wps="http://schemas.microsoft.com/office/word/2010/wordprocessingShape" mc:Ignorable="w14 w15 wp14">
+<w:footnotes xmlns:wpc="http://schemas.microsoft.com/office/word/2010/wordprocessingCanvas" xmlns:cx="http://schemas.microsoft.com/office/drawing/2014/chartex" xmlns:cx1="http://schemas.microsoft.com/office/drawing/2015/9/8/chartex" xmlns:cx2="http://schemas.microsoft.com/office/drawing/2015/10/21/chartex" xmlns:cx3="http://schemas.microsoft.com/office/drawing/2016/5/9/chartex" xmlns:cx4="http://schemas.microsoft.com/office/drawing/2016/5/10/chartex" xmlns:cx5="http://schemas.microsoft.com/office/drawing/2016/5/11/chartex" xmlns:cx6="http://schemas.microsoft.com/office/drawing/2016/5/12/chartex" xmlns:cx7="http://schemas.microsoft.com/office/drawing/2016/5/13/chartex" xmlns:cx8="http://schemas.microsoft.com/office/drawing/2016/5/14/chartex" xmlns:mc="http://schemas.openxmlformats.org/markup-compatibility/2006" xmlns:aink="http://schemas.microsoft.com/office/drawing/2016/ink" xmlns:am3d="http://schemas.microsoft.com/office/drawing/2017/model3d" xmlns:o="urn:schemas-microsoft-com:office:office" xmlns:r="http://schemas.openxmlformats.org/officeDocument/2006/relationships" xmlns:m="http://schemas.openxmlformats.org/officeDocument/2006/math" xmlns:v="urn:schemas-microsoft-com:vml" xmlns:wp14="http://schemas.microsoft.com/office/word/2010/wordprocessingDrawing" xmlns:wp="http://schemas.openxmlformats.org/drawingml/2006/wordprocessingDrawing" xmlns:w10="urn:schemas-microsoft-com:office:word" xmlns:w="http://schemas.openxmlformats.org/wordprocessingml/2006/main" xmlns:w14="http://schemas.microsoft.com/office/word/2010/wordml" xmlns:w15="http://schemas.microsoft.com/office/word/2012/wordml" xmlns:w16cex="http://schemas.microsoft.com/office/word/2018/wordml/cex" xmlns:w16cid="http://schemas.microsoft.com/office/word/2016/wordml/cid" xmlns:w16="http://schemas.microsoft.com/office/word/2018/wordml" xmlns:w16sdtdh="http://schemas.microsoft.com/office/word/2020/wordml/sdtdatahash" xmlns:w16se="http://schemas.microsoft.com/office/word/2015/wordml/symex" xmlns:wpg="http://schemas.microsoft.com/office/word/2010/wordprocessingGroup" xmlns:wpi="http://schemas.microsoft.com/office/word/2010/wordprocessingInk" xmlns:wne="http://schemas.microsoft.com/office/word/2006/wordml" xmlns:wps="http://schemas.microsoft.com/office/word/2010/wordprocessingShape" mc:Ignorable="w14 w15 w16se w16cid w16 w16cex w16sdtdh wp14">
   <w:footnote w:type="separator" w:id="-1">
     <w:p>
       <w:pPr>
@@ -842,7 +824,7 @@
 </file>
 
 <file path=word/styles.xml><?xml version="1.0" encoding="utf-8"?>
-<w:styles xmlns:mc="http://schemas.openxmlformats.org/markup-compatibility/2006" xmlns:r="http://schemas.openxmlformats.org/officeDocument/2006/relationships" xmlns:w="http://schemas.openxmlformats.org/wordprocessingml/2006/main" xmlns:w14="http://schemas.microsoft.com/office/word/2010/wordml" xmlns:w15="http://schemas.microsoft.com/office/word/2012/wordml" mc:Ignorable="w14 w15">
+<w:styles xmlns:mc="http://schemas.openxmlformats.org/markup-compatibility/2006" xmlns:r="http://schemas.openxmlformats.org/officeDocument/2006/relationships" xmlns:w="http://schemas.openxmlformats.org/wordprocessingml/2006/main" xmlns:w14="http://schemas.microsoft.com/office/word/2010/wordml" xmlns:w15="http://schemas.microsoft.com/office/word/2012/wordml" xmlns:w16cex="http://schemas.microsoft.com/office/word/2018/wordml/cex" xmlns:w16cid="http://schemas.microsoft.com/office/word/2016/wordml/cid" xmlns:w16="http://schemas.microsoft.com/office/word/2018/wordml" xmlns:w16sdtdh="http://schemas.microsoft.com/office/word/2020/wordml/sdtdatahash" xmlns:w16se="http://schemas.microsoft.com/office/word/2015/wordml/symex" mc:Ignorable="w14 w15 w16se w16cid w16 w16cex w16sdtdh">
   <w:docDefaults>
     <w:rPrDefault>
       <w:rPr>
@@ -858,7 +840,7 @@
       </w:pPr>
     </w:pPrDefault>
   </w:docDefaults>
-  <w:latentStyles w:defLockedState="0" w:defUIPriority="99" w:defSemiHidden="0" w:defUnhideWhenUsed="0" w:defQFormat="0" w:count="371">
+  <w:latentStyles w:defLockedState="0" w:defUIPriority="99" w:defSemiHidden="0" w:defUnhideWhenUsed="0" w:defQFormat="0" w:count="376">
     <w:lsdException w:name="Normal" w:uiPriority="0" w:qFormat="1"/>
     <w:lsdException w:name="heading 1" w:uiPriority="9" w:qFormat="1"/>
     <w:lsdException w:name="heading 2" w:semiHidden="1" w:uiPriority="9" w:unhideWhenUsed="1" w:qFormat="1"/>
@@ -964,7 +946,6 @@
     <w:lsdException w:name="HTML Sample" w:semiHidden="1" w:unhideWhenUsed="1"/>
     <w:lsdException w:name="HTML Typewriter" w:semiHidden="1" w:unhideWhenUsed="1"/>
     <w:lsdException w:name="HTML Variable" w:semiHidden="1" w:unhideWhenUsed="1"/>
-    <w:lsdException w:name="Normal Table" w:semiHidden="1" w:unhideWhenUsed="1"/>
     <w:lsdException w:name="annotation subject" w:semiHidden="1" w:unhideWhenUsed="1"/>
     <w:lsdException w:name="No List" w:semiHidden="1" w:unhideWhenUsed="1"/>
     <w:lsdException w:name="Outline List 1" w:semiHidden="1" w:unhideWhenUsed="1"/>
@@ -1007,11 +988,8 @@
     <w:lsdException w:name="Table Contemporary" w:semiHidden="1" w:unhideWhenUsed="1"/>
     <w:lsdException w:name="Table Elegant" w:semiHidden="1" w:unhideWhenUsed="1"/>
     <w:lsdException w:name="Table Professional" w:semiHidden="1" w:unhideWhenUsed="1"/>
-    <w:lsdException w:name="Table Subtle 1" w:semiHidden="1" w:unhideWhenUsed="1"/>
     <w:lsdException w:name="Table Subtle 2" w:semiHidden="1" w:unhideWhenUsed="1"/>
     <w:lsdException w:name="Table Web 1" w:semiHidden="1" w:unhideWhenUsed="1"/>
-    <w:lsdException w:name="Table Web 2" w:semiHidden="1" w:unhideWhenUsed="1"/>
-    <w:lsdException w:name="Table Web 3" w:semiHidden="1" w:unhideWhenUsed="1"/>
     <w:lsdException w:name="Balloon Text" w:semiHidden="1" w:unhideWhenUsed="1"/>
     <w:lsdException w:name="Table Grid" w:uiPriority="59"/>
     <w:lsdException w:name="Table Theme" w:semiHidden="1" w:unhideWhenUsed="1"/>
@@ -1230,6 +1208,11 @@
     <w:lsdException w:name="List Table 5 Dark Accent 6" w:uiPriority="50"/>
     <w:lsdException w:name="List Table 6 Colorful Accent 6" w:uiPriority="51"/>
     <w:lsdException w:name="List Table 7 Colorful Accent 6" w:uiPriority="52"/>
+    <w:lsdException w:name="Mention" w:semiHidden="1" w:unhideWhenUsed="1"/>
+    <w:lsdException w:name="Smart Hyperlink" w:semiHidden="1" w:unhideWhenUsed="1"/>
+    <w:lsdException w:name="Hashtag" w:semiHidden="1" w:unhideWhenUsed="1"/>
+    <w:lsdException w:name="Unresolved Mention" w:semiHidden="1" w:unhideWhenUsed="1"/>
+    <w:lsdException w:name="Smart Link" w:semiHidden="1" w:unhideWhenUsed="1"/>
   </w:latentStyles>
   <w:style w:type="paragraph" w:default="1" w:styleId="Normal">
     <w:name w:val="Normal"/>
